--- a/docx/README.docx
+++ b/docx/README.docx
@@ -794,8 +794,16 @@
       <w:tblPr>
         <w:tblStyle w:val="Table"/>
         <w:tblW w:type="pct" w:w="5000"/>
-        <w:tblLayout w:type="fixed"/>
+        <w:tblLayout w:type="autofit"/>
         <w:tblLook w:firstRow="1" w:lastRow="0" w:firstColumn="0" w:lastColumn="0" w:noHBand="0" w:noVBand="0" w:val="0020"/>
+        <w:tblBorders>
+          <w:top w:val="single" w:sz="6" w:space="0" w:color="auto"/>
+          <w:left w:val="single" w:sz="6" w:space="0" w:color="auto"/>
+          <w:bottom w:val="single" w:sz="6" w:space="0" w:color="auto"/>
+          <w:right w:val="single" w:sz="6" w:space="0" w:color="auto"/>
+          <w:insideH w:val="single" w:sz="6" w:space="0" w:color="auto"/>
+          <w:insideV w:val="single" w:sz="6" w:space="0" w:color="auto"/>
+        </w:tblBorders>
       </w:tblPr>
       <w:tblGrid>
         <w:gridCol w:w="3960"/>
@@ -1134,8 +1142,16 @@
       <w:tblPr>
         <w:tblStyle w:val="Table"/>
         <w:tblW w:type="pct" w:w="5000"/>
-        <w:tblLayout w:type="fixed"/>
+        <w:tblLayout w:type="autofit"/>
         <w:tblLook w:firstRow="1" w:lastRow="0" w:firstColumn="0" w:lastColumn="0" w:noHBand="0" w:noVBand="0" w:val="0020"/>
+        <w:tblBorders>
+          <w:top w:val="single" w:sz="6" w:space="0" w:color="auto"/>
+          <w:left w:val="single" w:sz="6" w:space="0" w:color="auto"/>
+          <w:bottom w:val="single" w:sz="6" w:space="0" w:color="auto"/>
+          <w:right w:val="single" w:sz="6" w:space="0" w:color="auto"/>
+          <w:insideH w:val="single" w:sz="6" w:space="0" w:color="auto"/>
+          <w:insideV w:val="single" w:sz="6" w:space="0" w:color="auto"/>
+        </w:tblBorders>
       </w:tblPr>
       <w:tblGrid>
         <w:gridCol w:w="3960"/>
@@ -1270,8 +1286,16 @@
       <w:tblPr>
         <w:tblStyle w:val="Table"/>
         <w:tblW w:type="pct" w:w="5000"/>
-        <w:tblLayout w:type="fixed"/>
+        <w:tblLayout w:type="autofit"/>
         <w:tblLook w:firstRow="1" w:lastRow="0" w:firstColumn="0" w:lastColumn="0" w:noHBand="0" w:noVBand="0" w:val="0020"/>
+        <w:tblBorders>
+          <w:top w:val="single" w:sz="6" w:space="0" w:color="auto"/>
+          <w:left w:val="single" w:sz="6" w:space="0" w:color="auto"/>
+          <w:bottom w:val="single" w:sz="6" w:space="0" w:color="auto"/>
+          <w:right w:val="single" w:sz="6" w:space="0" w:color="auto"/>
+          <w:insideH w:val="single" w:sz="6" w:space="0" w:color="auto"/>
+          <w:insideV w:val="single" w:sz="6" w:space="0" w:color="auto"/>
+        </w:tblBorders>
       </w:tblPr>
       <w:tblGrid>
         <w:gridCol w:w="3960"/>
@@ -1483,8 +1507,16 @@
       <w:tblPr>
         <w:tblStyle w:val="Table"/>
         <w:tblW w:type="pct" w:w="5000"/>
-        <w:tblLayout w:type="fixed"/>
+        <w:tblLayout w:type="autofit"/>
         <w:tblLook w:firstRow="1" w:lastRow="0" w:firstColumn="0" w:lastColumn="0" w:noHBand="0" w:noVBand="0" w:val="0020"/>
+        <w:tblBorders>
+          <w:top w:val="single" w:sz="6" w:space="0" w:color="auto"/>
+          <w:left w:val="single" w:sz="6" w:space="0" w:color="auto"/>
+          <w:bottom w:val="single" w:sz="6" w:space="0" w:color="auto"/>
+          <w:right w:val="single" w:sz="6" w:space="0" w:color="auto"/>
+          <w:insideH w:val="single" w:sz="6" w:space="0" w:color="auto"/>
+          <w:insideV w:val="single" w:sz="6" w:space="0" w:color="auto"/>
+        </w:tblBorders>
       </w:tblPr>
       <w:tblGrid>
         <w:gridCol w:w="3960"/>
@@ -1677,8 +1709,16 @@
       <w:tblPr>
         <w:tblStyle w:val="Table"/>
         <w:tblW w:type="pct" w:w="5000"/>
-        <w:tblLayout w:type="fixed"/>
+        <w:tblLayout w:type="autofit"/>
         <w:tblLook w:firstRow="1" w:lastRow="0" w:firstColumn="0" w:lastColumn="0" w:noHBand="0" w:noVBand="0" w:val="0020"/>
+        <w:tblBorders>
+          <w:top w:val="single" w:sz="6" w:space="0" w:color="auto"/>
+          <w:left w:val="single" w:sz="6" w:space="0" w:color="auto"/>
+          <w:bottom w:val="single" w:sz="6" w:space="0" w:color="auto"/>
+          <w:right w:val="single" w:sz="6" w:space="0" w:color="auto"/>
+          <w:insideH w:val="single" w:sz="6" w:space="0" w:color="auto"/>
+          <w:insideV w:val="single" w:sz="6" w:space="0" w:color="auto"/>
+        </w:tblBorders>
       </w:tblPr>
       <w:tblGrid>
         <w:gridCol w:w="3960"/>
@@ -2459,8 +2499,16 @@
       <w:tblPr>
         <w:tblStyle w:val="Table"/>
         <w:tblW w:type="pct" w:w="5000"/>
-        <w:tblLayout w:type="fixed"/>
+        <w:tblLayout w:type="autofit"/>
         <w:tblLook w:firstRow="1" w:lastRow="0" w:firstColumn="0" w:lastColumn="0" w:noHBand="0" w:noVBand="0" w:val="0020"/>
+        <w:tblBorders>
+          <w:top w:val="single" w:sz="6" w:space="0" w:color="auto"/>
+          <w:left w:val="single" w:sz="6" w:space="0" w:color="auto"/>
+          <w:bottom w:val="single" w:sz="6" w:space="0" w:color="auto"/>
+          <w:right w:val="single" w:sz="6" w:space="0" w:color="auto"/>
+          <w:insideH w:val="single" w:sz="6" w:space="0" w:color="auto"/>
+          <w:insideV w:val="single" w:sz="6" w:space="0" w:color="auto"/>
+        </w:tblBorders>
       </w:tblPr>
       <w:tblGrid>
         <w:gridCol w:w="2640"/>
@@ -3288,6 +3336,7 @@
     <w:bookmarkEnd w:id="54"/>
     <w:bookmarkEnd w:id="55"/>
     <w:sectPr>
+      <w:pgSz w:w="16838" w:h="11906" w:orient="landscape"/>
       <w:footnotePr>
         <w:numRestart w:val="eachSect"/>
       </w:footnotePr>
@@ -3713,6 +3762,7 @@
   <w:docDefaults>
     <w:rPrDefault>
       <w:rPr>
+        <w:color w:val="auto"/>
         <w:rFonts w:asciiTheme="minorHAnsi" w:cstheme="minorBidi" w:eastAsiaTheme="minorEastAsia" w:hAnsiTheme="minorHAnsi"/>
         <w:sz w:val="24"/>
         <w:szCs w:val="24"/>

--- a/docx/README.docx
+++ b/docx/README.docx
@@ -794,15 +794,15 @@
       <w:tblPr>
         <w:tblStyle w:val="Table"/>
         <w:tblW w:type="pct" w:w="5000"/>
-        <w:tblLayout w:type="autofit"/>
+        <w:tblLayout w:type="fixed"/>
         <w:tblLook w:firstRow="1" w:lastRow="0" w:firstColumn="0" w:lastColumn="0" w:noHBand="0" w:noVBand="0" w:val="0020"/>
         <w:tblBorders>
-          <w:top w:val="single" w:sz="6" w:space="0" w:color="auto"/>
-          <w:left w:val="single" w:sz="6" w:space="0" w:color="auto"/>
-          <w:bottom w:val="single" w:sz="6" w:space="0" w:color="auto"/>
-          <w:right w:val="single" w:sz="6" w:space="0" w:color="auto"/>
-          <w:insideH w:val="single" w:sz="6" w:space="0" w:color="auto"/>
-          <w:insideV w:val="single" w:sz="6" w:space="0" w:color="auto"/>
+          <w:top w:val="single" w:sz="6" w:space="0" w:color="808080"/>
+          <w:left w:val="single" w:sz="6" w:space="0" w:color="808080"/>
+          <w:bottom w:val="single" w:sz="6" w:space="0" w:color="808080"/>
+          <w:right w:val="single" w:sz="6" w:space="0" w:color="808080"/>
+          <w:insideH w:val="single" w:sz="6" w:space="0" w:color="808080"/>
+          <w:insideV w:val="single" w:sz="6" w:space="0" w:color="808080"/>
         </w:tblBorders>
       </w:tblPr>
       <w:tblGrid>
@@ -1142,15 +1142,15 @@
       <w:tblPr>
         <w:tblStyle w:val="Table"/>
         <w:tblW w:type="pct" w:w="5000"/>
-        <w:tblLayout w:type="autofit"/>
+        <w:tblLayout w:type="fixed"/>
         <w:tblLook w:firstRow="1" w:lastRow="0" w:firstColumn="0" w:lastColumn="0" w:noHBand="0" w:noVBand="0" w:val="0020"/>
         <w:tblBorders>
-          <w:top w:val="single" w:sz="6" w:space="0" w:color="auto"/>
-          <w:left w:val="single" w:sz="6" w:space="0" w:color="auto"/>
-          <w:bottom w:val="single" w:sz="6" w:space="0" w:color="auto"/>
-          <w:right w:val="single" w:sz="6" w:space="0" w:color="auto"/>
-          <w:insideH w:val="single" w:sz="6" w:space="0" w:color="auto"/>
-          <w:insideV w:val="single" w:sz="6" w:space="0" w:color="auto"/>
+          <w:top w:val="single" w:sz="6" w:space="0" w:color="808080"/>
+          <w:left w:val="single" w:sz="6" w:space="0" w:color="808080"/>
+          <w:bottom w:val="single" w:sz="6" w:space="0" w:color="808080"/>
+          <w:right w:val="single" w:sz="6" w:space="0" w:color="808080"/>
+          <w:insideH w:val="single" w:sz="6" w:space="0" w:color="808080"/>
+          <w:insideV w:val="single" w:sz="6" w:space="0" w:color="808080"/>
         </w:tblBorders>
       </w:tblPr>
       <w:tblGrid>
@@ -1286,15 +1286,15 @@
       <w:tblPr>
         <w:tblStyle w:val="Table"/>
         <w:tblW w:type="pct" w:w="5000"/>
-        <w:tblLayout w:type="autofit"/>
+        <w:tblLayout w:type="fixed"/>
         <w:tblLook w:firstRow="1" w:lastRow="0" w:firstColumn="0" w:lastColumn="0" w:noHBand="0" w:noVBand="0" w:val="0020"/>
         <w:tblBorders>
-          <w:top w:val="single" w:sz="6" w:space="0" w:color="auto"/>
-          <w:left w:val="single" w:sz="6" w:space="0" w:color="auto"/>
-          <w:bottom w:val="single" w:sz="6" w:space="0" w:color="auto"/>
-          <w:right w:val="single" w:sz="6" w:space="0" w:color="auto"/>
-          <w:insideH w:val="single" w:sz="6" w:space="0" w:color="auto"/>
-          <w:insideV w:val="single" w:sz="6" w:space="0" w:color="auto"/>
+          <w:top w:val="single" w:sz="6" w:space="0" w:color="808080"/>
+          <w:left w:val="single" w:sz="6" w:space="0" w:color="808080"/>
+          <w:bottom w:val="single" w:sz="6" w:space="0" w:color="808080"/>
+          <w:right w:val="single" w:sz="6" w:space="0" w:color="808080"/>
+          <w:insideH w:val="single" w:sz="6" w:space="0" w:color="808080"/>
+          <w:insideV w:val="single" w:sz="6" w:space="0" w:color="808080"/>
         </w:tblBorders>
       </w:tblPr>
       <w:tblGrid>
@@ -1507,15 +1507,15 @@
       <w:tblPr>
         <w:tblStyle w:val="Table"/>
         <w:tblW w:type="pct" w:w="5000"/>
-        <w:tblLayout w:type="autofit"/>
+        <w:tblLayout w:type="fixed"/>
         <w:tblLook w:firstRow="1" w:lastRow="0" w:firstColumn="0" w:lastColumn="0" w:noHBand="0" w:noVBand="0" w:val="0020"/>
         <w:tblBorders>
-          <w:top w:val="single" w:sz="6" w:space="0" w:color="auto"/>
-          <w:left w:val="single" w:sz="6" w:space="0" w:color="auto"/>
-          <w:bottom w:val="single" w:sz="6" w:space="0" w:color="auto"/>
-          <w:right w:val="single" w:sz="6" w:space="0" w:color="auto"/>
-          <w:insideH w:val="single" w:sz="6" w:space="0" w:color="auto"/>
-          <w:insideV w:val="single" w:sz="6" w:space="0" w:color="auto"/>
+          <w:top w:val="single" w:sz="6" w:space="0" w:color="808080"/>
+          <w:left w:val="single" w:sz="6" w:space="0" w:color="808080"/>
+          <w:bottom w:val="single" w:sz="6" w:space="0" w:color="808080"/>
+          <w:right w:val="single" w:sz="6" w:space="0" w:color="808080"/>
+          <w:insideH w:val="single" w:sz="6" w:space="0" w:color="808080"/>
+          <w:insideV w:val="single" w:sz="6" w:space="0" w:color="808080"/>
         </w:tblBorders>
       </w:tblPr>
       <w:tblGrid>
@@ -1709,15 +1709,15 @@
       <w:tblPr>
         <w:tblStyle w:val="Table"/>
         <w:tblW w:type="pct" w:w="5000"/>
-        <w:tblLayout w:type="autofit"/>
+        <w:tblLayout w:type="fixed"/>
         <w:tblLook w:firstRow="1" w:lastRow="0" w:firstColumn="0" w:lastColumn="0" w:noHBand="0" w:noVBand="0" w:val="0020"/>
         <w:tblBorders>
-          <w:top w:val="single" w:sz="6" w:space="0" w:color="auto"/>
-          <w:left w:val="single" w:sz="6" w:space="0" w:color="auto"/>
-          <w:bottom w:val="single" w:sz="6" w:space="0" w:color="auto"/>
-          <w:right w:val="single" w:sz="6" w:space="0" w:color="auto"/>
-          <w:insideH w:val="single" w:sz="6" w:space="0" w:color="auto"/>
-          <w:insideV w:val="single" w:sz="6" w:space="0" w:color="auto"/>
+          <w:top w:val="single" w:sz="6" w:space="0" w:color="808080"/>
+          <w:left w:val="single" w:sz="6" w:space="0" w:color="808080"/>
+          <w:bottom w:val="single" w:sz="6" w:space="0" w:color="808080"/>
+          <w:right w:val="single" w:sz="6" w:space="0" w:color="808080"/>
+          <w:insideH w:val="single" w:sz="6" w:space="0" w:color="808080"/>
+          <w:insideV w:val="single" w:sz="6" w:space="0" w:color="808080"/>
         </w:tblBorders>
       </w:tblPr>
       <w:tblGrid>
@@ -2499,15 +2499,15 @@
       <w:tblPr>
         <w:tblStyle w:val="Table"/>
         <w:tblW w:type="pct" w:w="5000"/>
-        <w:tblLayout w:type="autofit"/>
+        <w:tblLayout w:type="fixed"/>
         <w:tblLook w:firstRow="1" w:lastRow="0" w:firstColumn="0" w:lastColumn="0" w:noHBand="0" w:noVBand="0" w:val="0020"/>
         <w:tblBorders>
-          <w:top w:val="single" w:sz="6" w:space="0" w:color="auto"/>
-          <w:left w:val="single" w:sz="6" w:space="0" w:color="auto"/>
-          <w:bottom w:val="single" w:sz="6" w:space="0" w:color="auto"/>
-          <w:right w:val="single" w:sz="6" w:space="0" w:color="auto"/>
-          <w:insideH w:val="single" w:sz="6" w:space="0" w:color="auto"/>
-          <w:insideV w:val="single" w:sz="6" w:space="0" w:color="auto"/>
+          <w:top w:val="single" w:sz="6" w:space="0" w:color="808080"/>
+          <w:left w:val="single" w:sz="6" w:space="0" w:color="808080"/>
+          <w:bottom w:val="single" w:sz="6" w:space="0" w:color="808080"/>
+          <w:right w:val="single" w:sz="6" w:space="0" w:color="808080"/>
+          <w:insideH w:val="single" w:sz="6" w:space="0" w:color="808080"/>
+          <w:insideV w:val="single" w:sz="6" w:space="0" w:color="808080"/>
         </w:tblBorders>
       </w:tblPr>
       <w:tblGrid>
@@ -3762,7 +3762,6 @@
   <w:docDefaults>
     <w:rPrDefault>
       <w:rPr>
-        <w:color w:val="auto"/>
         <w:rFonts w:asciiTheme="minorHAnsi" w:cstheme="minorBidi" w:eastAsiaTheme="minorEastAsia" w:hAnsiTheme="minorHAnsi"/>
         <w:sz w:val="24"/>
         <w:szCs w:val="24"/>
@@ -4305,6 +4304,14 @@
         <w:bottom w:type="dxa" w:w="0"/>
         <w:right w:type="dxa" w:w="108"/>
       </w:tblCellMar>
+      <w:tblBorders>
+        <w:top w:color="auto" w:space="0" w:sz="6" w:val="single"/>
+        <w:left w:color="auto" w:space="0" w:sz="6" w:val="single"/>
+        <w:bottom w:color="auto" w:space="0" w:sz="6" w:val="single"/>
+        <w:right w:color="auto" w:space="0" w:sz="6" w:val="single"/>
+        <w:insideH w:color="auto" w:space="0" w:sz="6" w:val="single"/>
+        <w:insideV w:color="auto" w:space="0" w:sz="6" w:val="single"/>
+      </w:tblBorders>
     </w:tblPr>
     <w:tblStylePr w:type="firstRow">
       <w:tcPr>

--- a/docx/README.docx
+++ b/docx/README.docx
@@ -2,7 +2,7 @@
 <file path=word/document.xml><?xml version="1.0" encoding="utf-8"?>
 <w:document xmlns:w="http://schemas.openxmlformats.org/wordprocessingml/2006/main" xmlns:m="http://schemas.openxmlformats.org/officeDocument/2006/math" xmlns:r="http://schemas.openxmlformats.org/officeDocument/2006/relationships" xmlns:o="urn:schemas-microsoft-com:office:office" xmlns:v="urn:schemas-microsoft-com:vml" xmlns:w10="urn:schemas-microsoft-com:office:word" xmlns:a="http://schemas.openxmlformats.org/drawingml/2006/main" xmlns:pic="http://schemas.openxmlformats.org/drawingml/2006/picture" xmlns:wp="http://schemas.openxmlformats.org/drawingml/2006/wordprocessingDrawing">
   <w:body>
-    <w:bookmarkStart w:id="55" w:name="sec1"/>
+    <w:bookmarkStart w:id="57" w:name="sec1"/>
     <w:p>
       <w:pPr>
         <w:pStyle w:val="Heading1"/>
@@ -169,6 +169,23 @@
           <w:rPr>
             <w:rStyle w:val="Hyperlink"/>
           </w:rPr>
+          <w:t xml:space="preserve">Makefile Commands</w:t>
+        </w:r>
+      </w:hyperlink>
+    </w:p>
+    <w:p>
+      <w:pPr>
+        <w:pStyle w:val="Compact"/>
+        <w:numPr>
+          <w:ilvl w:val="0"/>
+          <w:numId w:val="1001"/>
+        </w:numPr>
+      </w:pPr>
+      <w:hyperlink w:anchor="sec24">
+        <w:r>
+          <w:rPr>
+            <w:rStyle w:val="Hyperlink"/>
+          </w:rPr>
           <w:t xml:space="preserve">GitLab Pipeline Files</w:t>
         </w:r>
       </w:hyperlink>
@@ -181,7 +198,7 @@
           <w:numId w:val="1003"/>
         </w:numPr>
       </w:pPr>
-      <w:hyperlink w:anchor="sec24">
+      <w:hyperlink w:anchor="sec25">
         <w:r>
           <w:rPr>
             <w:rStyle w:val="Hyperlink"/>
@@ -198,7 +215,7 @@
           <w:numId w:val="1001"/>
         </w:numPr>
       </w:pPr>
-      <w:hyperlink w:anchor="sec25">
+      <w:hyperlink w:anchor="sec26">
         <w:r>
           <w:rPr>
             <w:rStyle w:val="Hyperlink"/>
@@ -215,7 +232,7 @@
           <w:numId w:val="1001"/>
         </w:numPr>
       </w:pPr>
-      <w:hyperlink w:anchor="sec26">
+      <w:hyperlink w:anchor="sec27">
         <w:r>
           <w:rPr>
             <w:rStyle w:val="Hyperlink"/>
@@ -232,7 +249,7 @@
           <w:numId w:val="1001"/>
         </w:numPr>
       </w:pPr>
-      <w:hyperlink w:anchor="sec27">
+      <w:hyperlink w:anchor="sec28">
         <w:r>
           <w:rPr>
             <w:rStyle w:val="Hyperlink"/>
@@ -249,7 +266,7 @@
           <w:numId w:val="1001"/>
         </w:numPr>
       </w:pPr>
-      <w:hyperlink w:anchor="sec28">
+      <w:hyperlink w:anchor="sec29">
         <w:r>
           <w:rPr>
             <w:rStyle w:val="Hyperlink"/>
@@ -1093,7 +1110,7 @@
               <w:pStyle w:val="Compact"/>
             </w:pPr>
             <w:r>
-              <w:t xml:space="preserve">PSScriptAnalyzer, gitleaks configuration</w:t>
+              <w:t xml:space="preserve">PSScriptAnalyzer, Ruff (Python), gitleaks configuration</w:t>
             </w:r>
           </w:p>
         </w:tc>
@@ -2060,6 +2077,23 @@
           <w:rPr>
             <w:rStyle w:val="Hyperlink"/>
           </w:rPr>
+          <w:t xml:space="preserve">Makefile Commands</w:t>
+        </w:r>
+      </w:hyperlink>
+    </w:p>
+    <w:p>
+      <w:pPr>
+        <w:pStyle w:val="Compact"/>
+        <w:numPr>
+          <w:ilvl w:val="1"/>
+          <w:numId w:val="1006"/>
+        </w:numPr>
+      </w:pPr>
+      <w:hyperlink w:anchor="sec24">
+        <w:r>
+          <w:rPr>
+            <w:rStyle w:val="Hyperlink"/>
+          </w:rPr>
           <w:t xml:space="preserve">GitLab Pipeline Files</w:t>
         </w:r>
       </w:hyperlink>
@@ -2072,7 +2106,7 @@
           <w:numId w:val="1009"/>
         </w:numPr>
       </w:pPr>
-      <w:hyperlink w:anchor="sec24">
+      <w:hyperlink w:anchor="sec25">
         <w:r>
           <w:rPr>
             <w:rStyle w:val="Hyperlink"/>
@@ -2089,7 +2123,7 @@
           <w:numId w:val="1006"/>
         </w:numPr>
       </w:pPr>
-      <w:hyperlink w:anchor="sec25">
+      <w:hyperlink w:anchor="sec26">
         <w:r>
           <w:rPr>
             <w:rStyle w:val="Hyperlink"/>
@@ -2106,7 +2140,7 @@
           <w:numId w:val="1006"/>
         </w:numPr>
       </w:pPr>
-      <w:hyperlink w:anchor="sec26">
+      <w:hyperlink w:anchor="sec27">
         <w:r>
           <w:rPr>
             <w:rStyle w:val="Hyperlink"/>
@@ -2123,7 +2157,7 @@
           <w:numId w:val="1006"/>
         </w:numPr>
       </w:pPr>
-      <w:hyperlink w:anchor="sec27">
+      <w:hyperlink w:anchor="sec28">
         <w:r>
           <w:rPr>
             <w:rStyle w:val="Hyperlink"/>
@@ -2136,16 +2170,16 @@
       <w:pPr>
         <w:pStyle w:val="Compact"/>
         <w:numPr>
-          <w:ilvl w:val="1"/>
-          <w:numId w:val="1006"/>
+          <w:ilvl w:val="0"/>
+          <w:numId w:val="1005"/>
         </w:numPr>
       </w:pPr>
-      <w:hyperlink w:anchor="sec28">
+      <w:hyperlink w:anchor="sec29">
         <w:r>
           <w:rPr>
             <w:rStyle w:val="Hyperlink"/>
           </w:rPr>
-          <w:t xml:space="preserve">HPe Doc</w:t>
+          <w:t xml:space="preserve">HPE Doc</w:t>
         </w:r>
       </w:hyperlink>
     </w:p>
@@ -2914,6 +2948,839 @@
         <w:pStyle w:val="Heading2"/>
       </w:pPr>
       <w:r>
+        <w:t xml:space="preserve">Makefile Commands</w:t>
+      </w:r>
+    </w:p>
+    <w:p>
+      <w:pPr>
+        <w:pStyle w:val="FirstParagraph"/>
+      </w:pPr>
+      <w:r>
+        <w:t xml:space="preserve">This project is Makefile-driven. The canonical way to run day-to-day tasks is:</w:t>
+      </w:r>
+    </w:p>
+    <w:tbl>
+      <w:tblPr>
+        <w:tblStyle w:val="Table"/>
+        <w:tblW w:type="pct" w:w="5000"/>
+        <w:tblLayout w:type="fixed"/>
+        <w:tblLook w:firstRow="1" w:lastRow="0" w:firstColumn="0" w:lastColumn="0" w:noHBand="0" w:noVBand="0" w:val="0020"/>
+        <w:tblBorders>
+          <w:top w:val="single" w:sz="6" w:space="0" w:color="808080"/>
+          <w:left w:val="single" w:sz="6" w:space="0" w:color="808080"/>
+          <w:bottom w:val="single" w:sz="6" w:space="0" w:color="808080"/>
+          <w:right w:val="single" w:sz="6" w:space="0" w:color="808080"/>
+          <w:insideH w:val="single" w:sz="6" w:space="0" w:color="808080"/>
+          <w:insideV w:val="single" w:sz="6" w:space="0" w:color="808080"/>
+        </w:tblBorders>
+      </w:tblPr>
+      <w:tblGrid>
+        <w:gridCol w:w="3960"/>
+        <w:gridCol w:w="3960"/>
+      </w:tblGrid>
+      <w:tr>
+        <w:trPr>
+          <w:tblHeader w:val="on"/>
+        </w:trPr>
+        <w:tc>
+          <w:tcPr/>
+          <w:p>
+            <w:pPr>
+              <w:pStyle w:val="Compact"/>
+            </w:pPr>
+            <w:r>
+              <w:t xml:space="preserve">Target</w:t>
+            </w:r>
+          </w:p>
+        </w:tc>
+        <w:tc>
+          <w:tcPr/>
+          <w:p>
+            <w:pPr>
+              <w:pStyle w:val="Compact"/>
+            </w:pPr>
+            <w:r>
+              <w:t xml:space="preserve">Description</w:t>
+            </w:r>
+          </w:p>
+        </w:tc>
+      </w:tr>
+      <w:tr>
+        <w:tc>
+          <w:tcPr/>
+          <w:p>
+            <w:pPr>
+              <w:pStyle w:val="Compact"/>
+            </w:pPr>
+            <w:r>
+              <w:rPr>
+                <w:rStyle w:val="VerbatimChar"/>
+              </w:rPr>
+              <w:t xml:space="preserve">make help</w:t>
+            </w:r>
+          </w:p>
+        </w:tc>
+        <w:tc>
+          <w:tcPr/>
+          <w:p>
+            <w:pPr>
+              <w:pStyle w:val="Compact"/>
+            </w:pPr>
+            <w:r>
+              <w:t xml:space="preserve">List all Makefile targets with descriptions</w:t>
+            </w:r>
+          </w:p>
+        </w:tc>
+      </w:tr>
+      <w:tr>
+        <w:tc>
+          <w:tcPr/>
+          <w:p>
+            <w:pPr>
+              <w:pStyle w:val="Compact"/>
+            </w:pPr>
+            <w:r>
+              <w:rPr>
+                <w:rStyle w:val="VerbatimChar"/>
+              </w:rPr>
+              <w:t xml:space="preserve">make setup</w:t>
+            </w:r>
+          </w:p>
+        </w:tc>
+        <w:tc>
+          <w:tcPr/>
+          <w:p>
+            <w:pPr>
+              <w:pStyle w:val="Compact"/>
+            </w:pPr>
+            <w:r>
+              <w:t xml:space="preserve">Provision the PowerShell environment, profiles, and CI runner (module install, oh-my-posh, checkmake, make)</w:t>
+            </w:r>
+          </w:p>
+        </w:tc>
+      </w:tr>
+      <w:tr>
+        <w:tc>
+          <w:tcPr/>
+          <w:p>
+            <w:pPr>
+              <w:pStyle w:val="Compact"/>
+            </w:pPr>
+            <w:r>
+              <w:rPr>
+                <w:rStyle w:val="VerbatimChar"/>
+              </w:rPr>
+              <w:t xml:space="preserve">make lint</w:t>
+            </w:r>
+          </w:p>
+        </w:tc>
+        <w:tc>
+          <w:tcPr/>
+          <w:p>
+            <w:pPr>
+              <w:pStyle w:val="Compact"/>
+            </w:pPr>
+            <w:r>
+              <w:t xml:space="preserve">Run the full lint suite: PowerShell (</w:t>
+            </w:r>
+            <w:r>
+              <w:rPr>
+                <w:rStyle w:val="VerbatimChar"/>
+              </w:rPr>
+              <w:t xml:space="preserve">PSScriptAnalyzer</w:t>
+            </w:r>
+            <w:r>
+              <w:t xml:space="preserve">), Makefile (</w:t>
+            </w:r>
+            <w:r>
+              <w:rPr>
+                <w:rStyle w:val="VerbatimChar"/>
+              </w:rPr>
+              <w:t xml:space="preserve">checkmake</w:t>
+            </w:r>
+            <w:r>
+              <w:t xml:space="preserve">), and Python (</w:t>
+            </w:r>
+            <w:r>
+              <w:rPr>
+                <w:rStyle w:val="VerbatimChar"/>
+              </w:rPr>
+              <w:t xml:space="preserve">Ruff</w:t>
+            </w:r>
+            <w:r>
+              <w:t xml:space="preserve">)</w:t>
+            </w:r>
+          </w:p>
+        </w:tc>
+      </w:tr>
+      <w:tr>
+        <w:tc>
+          <w:tcPr/>
+          <w:p>
+            <w:pPr>
+              <w:pStyle w:val="Compact"/>
+            </w:pPr>
+            <w:r>
+              <w:rPr>
+                <w:rStyle w:val="VerbatimChar"/>
+              </w:rPr>
+              <w:t xml:space="preserve">make lint-python</w:t>
+            </w:r>
+          </w:p>
+        </w:tc>
+        <w:tc>
+          <w:tcPr/>
+          <w:p>
+            <w:pPr>
+              <w:pStyle w:val="Compact"/>
+            </w:pPr>
+            <w:r>
+              <w:t xml:space="preserve">Lint and autofix Python scripts with Ruff (resolved via</w:t>
+            </w:r>
+            <w:r>
+              <w:t xml:space="preserve"> </w:t>
+            </w:r>
+            <w:r>
+              <w:rPr>
+                <w:rStyle w:val="VerbatimChar"/>
+              </w:rPr>
+              <w:t xml:space="preserve">uv run ruff</w:t>
+            </w:r>
+            <w:r>
+              <w:t xml:space="preserve">)</w:t>
+            </w:r>
+          </w:p>
+        </w:tc>
+      </w:tr>
+      <w:tr>
+        <w:tc>
+          <w:tcPr/>
+          <w:p>
+            <w:pPr>
+              <w:pStyle w:val="Compact"/>
+            </w:pPr>
+            <w:r>
+              <w:rPr>
+                <w:rStyle w:val="VerbatimChar"/>
+              </w:rPr>
+              <w:t xml:space="preserve">make test</w:t>
+            </w:r>
+          </w:p>
+        </w:tc>
+        <w:tc>
+          <w:tcPr/>
+          <w:p>
+            <w:pPr>
+              <w:pStyle w:val="Compact"/>
+            </w:pPr>
+            <w:r>
+              <w:t xml:space="preserve">Run the full Pester v6 test suite (verbose)</w:t>
+            </w:r>
+          </w:p>
+        </w:tc>
+      </w:tr>
+      <w:tr>
+        <w:tc>
+          <w:tcPr/>
+          <w:p>
+            <w:pPr>
+              <w:pStyle w:val="Compact"/>
+            </w:pPr>
+            <w:r>
+              <w:rPr>
+                <w:rStyle w:val="VerbatimChar"/>
+              </w:rPr>
+              <w:t xml:space="preserve">make test-unit</w:t>
+            </w:r>
+          </w:p>
+        </w:tc>
+        <w:tc>
+          <w:tcPr/>
+          <w:p>
+            <w:pPr>
+              <w:pStyle w:val="Compact"/>
+            </w:pPr>
+            <w:r>
+              <w:t xml:space="preserve">Run only unit tests</w:t>
+            </w:r>
+          </w:p>
+        </w:tc>
+      </w:tr>
+      <w:tr>
+        <w:tc>
+          <w:tcPr/>
+          <w:p>
+            <w:pPr>
+              <w:pStyle w:val="Compact"/>
+            </w:pPr>
+            <w:r>
+              <w:rPr>
+                <w:rStyle w:val="VerbatimChar"/>
+              </w:rPr>
+              <w:t xml:space="preserve">make test-integration</w:t>
+            </w:r>
+          </w:p>
+        </w:tc>
+        <w:tc>
+          <w:tcPr/>
+          <w:p>
+            <w:pPr>
+              <w:pStyle w:val="Compact"/>
+            </w:pPr>
+            <w:r>
+              <w:t xml:space="preserve">Run only integration tests</w:t>
+            </w:r>
+          </w:p>
+        </w:tc>
+      </w:tr>
+      <w:tr>
+        <w:tc>
+          <w:tcPr/>
+          <w:p>
+            <w:pPr>
+              <w:pStyle w:val="Compact"/>
+            </w:pPr>
+            <w:r>
+              <w:rPr>
+                <w:rStyle w:val="VerbatimChar"/>
+              </w:rPr>
+              <w:t xml:space="preserve">make coverage</w:t>
+            </w:r>
+          </w:p>
+        </w:tc>
+        <w:tc>
+          <w:tcPr/>
+          <w:p>
+            <w:pPr>
+              <w:pStyle w:val="Compact"/>
+            </w:pPr>
+            <w:r>
+              <w:t xml:space="preserve">Run tests with code coverage →</w:t>
+            </w:r>
+            <w:r>
+              <w:t xml:space="preserve"> </w:t>
+            </w:r>
+            <w:r>
+              <w:rPr>
+                <w:rStyle w:val="VerbatimChar"/>
+              </w:rPr>
+              <w:t xml:space="preserve">generated/coverage/</w:t>
+            </w:r>
+          </w:p>
+        </w:tc>
+      </w:tr>
+      <w:tr>
+        <w:tc>
+          <w:tcPr/>
+          <w:p>
+            <w:pPr>
+              <w:pStyle w:val="Compact"/>
+            </w:pPr>
+            <w:r>
+              <w:rPr>
+                <w:rStyle w:val="VerbatimChar"/>
+              </w:rPr>
+              <w:t xml:space="preserve">make docs</w:t>
+            </w:r>
+          </w:p>
+        </w:tc>
+        <w:tc>
+          <w:tcPr/>
+          <w:p>
+            <w:pPr>
+              <w:pStyle w:val="Compact"/>
+            </w:pPr>
+            <w:r>
+              <w:t xml:space="preserve">Generate the PowerShell API docs (</w:t>
+            </w:r>
+            <w:r>
+              <w:rPr>
+                <w:rStyle w:val="VerbatimChar"/>
+              </w:rPr>
+              <w:t xml:space="preserve">docs/dynamic-code-docs/</w:t>
+            </w:r>
+            <w:r>
+              <w:t xml:space="preserve">), fix links, and add anchors/TOC</w:t>
+            </w:r>
+          </w:p>
+        </w:tc>
+      </w:tr>
+      <w:tr>
+        <w:tc>
+          <w:tcPr/>
+          <w:p>
+            <w:pPr>
+              <w:pStyle w:val="Compact"/>
+            </w:pPr>
+            <w:r>
+              <w:rPr>
+                <w:rStyle w:val="VerbatimChar"/>
+              </w:rPr>
+              <w:t xml:space="preserve">make fix-docs</w:t>
+            </w:r>
+          </w:p>
+        </w:tc>
+        <w:tc>
+          <w:tcPr/>
+          <w:p>
+            <w:pPr>
+              <w:pStyle w:val="Compact"/>
+            </w:pPr>
+            <w:r>
+              <w:t xml:space="preserve">Repair broken markdown links and regenerate anchors/TOC across</w:t>
+            </w:r>
+            <w:r>
+              <w:t xml:space="preserve"> </w:t>
+            </w:r>
+            <w:r>
+              <w:rPr>
+                <w:rStyle w:val="VerbatimChar"/>
+              </w:rPr>
+              <w:t xml:space="preserve">configs/</w:t>
+            </w:r>
+            <w:r>
+              <w:t xml:space="preserve">,</w:t>
+            </w:r>
+            <w:r>
+              <w:t xml:space="preserve"> </w:t>
+            </w:r>
+            <w:r>
+              <w:rPr>
+                <w:rStyle w:val="VerbatimChar"/>
+              </w:rPr>
+              <w:t xml:space="preserve">docs/</w:t>
+            </w:r>
+            <w:r>
+              <w:t xml:space="preserve">, and root markdown</w:t>
+            </w:r>
+          </w:p>
+        </w:tc>
+      </w:tr>
+      <w:tr>
+        <w:tc>
+          <w:tcPr/>
+          <w:p>
+            <w:pPr>
+              <w:pStyle w:val="Compact"/>
+            </w:pPr>
+            <w:r>
+              <w:rPr>
+                <w:rStyle w:val="VerbatimChar"/>
+              </w:rPr>
+              <w:t xml:space="preserve">make gen-docs</w:t>
+            </w:r>
+          </w:p>
+        </w:tc>
+        <w:tc>
+          <w:tcPr/>
+          <w:p>
+            <w:pPr>
+              <w:pStyle w:val="Compact"/>
+            </w:pPr>
+            <w:r>
+              <w:t xml:space="preserve">Regenerate</w:t>
+            </w:r>
+            <w:r>
+              <w:t xml:space="preserve"> </w:t>
+            </w:r>
+            <w:r>
+              <w:rPr>
+                <w:rStyle w:val="VerbatimChar"/>
+              </w:rPr>
+              <w:t xml:space="preserve">docs/dynamic-code-docs/</w:t>
+            </w:r>
+            <w:r>
+              <w:t xml:space="preserve"> </w:t>
+            </w:r>
+            <w:r>
+              <w:t xml:space="preserve">from</w:t>
+            </w:r>
+            <w:r>
+              <w:t xml:space="preserve"> </w:t>
+            </w:r>
+            <w:r>
+              <w:rPr>
+                <w:rStyle w:val="VerbatimChar"/>
+              </w:rPr>
+              <w:t xml:space="preserve">src/</w:t>
+            </w:r>
+            <w:r>
+              <w:t xml:space="preserve"> </w:t>
+            </w:r>
+            <w:r>
+              <w:t xml:space="preserve">and</w:t>
+            </w:r>
+            <w:r>
+              <w:t xml:space="preserve"> </w:t>
+            </w:r>
+            <w:r>
+              <w:rPr>
+                <w:rStyle w:val="VerbatimChar"/>
+              </w:rPr>
+              <w:t xml:space="preserve">scripts/</w:t>
+            </w:r>
+            <w:r>
+              <w:t xml:space="preserve"> </w:t>
+            </w:r>
+            <w:r>
+              <w:t xml:space="preserve">source</w:t>
+            </w:r>
+          </w:p>
+        </w:tc>
+      </w:tr>
+      <w:tr>
+        <w:tc>
+          <w:tcPr/>
+          <w:p>
+            <w:pPr>
+              <w:pStyle w:val="Compact"/>
+            </w:pPr>
+            <w:r>
+              <w:rPr>
+                <w:rStyle w:val="VerbatimChar"/>
+              </w:rPr>
+              <w:t xml:space="preserve">make add-anchors</w:t>
+            </w:r>
+          </w:p>
+        </w:tc>
+        <w:tc>
+          <w:tcPr/>
+          <w:p>
+            <w:pPr>
+              <w:pStyle w:val="Compact"/>
+            </w:pPr>
+            <w:r>
+              <w:t xml:space="preserve">Add Bitbucket/GitStash-compatible anchors + TOC to all markdown files</w:t>
+            </w:r>
+          </w:p>
+        </w:tc>
+      </w:tr>
+      <w:tr>
+        <w:tc>
+          <w:tcPr/>
+          <w:p>
+            <w:pPr>
+              <w:pStyle w:val="Compact"/>
+            </w:pPr>
+            <w:r>
+              <w:rPr>
+                <w:rStyle w:val="VerbatimChar"/>
+              </w:rPr>
+              <w:t xml:space="preserve">make fix-docs-dryrun</w:t>
+            </w:r>
+          </w:p>
+        </w:tc>
+        <w:tc>
+          <w:tcPr/>
+          <w:p>
+            <w:pPr>
+              <w:pStyle w:val="Compact"/>
+            </w:pPr>
+            <w:r>
+              <w:t xml:space="preserve">Preview link/anchor/TOC fixes without writing</w:t>
+            </w:r>
+          </w:p>
+        </w:tc>
+      </w:tr>
+      <w:tr>
+        <w:tc>
+          <w:tcPr/>
+          <w:p>
+            <w:pPr>
+              <w:pStyle w:val="Compact"/>
+            </w:pPr>
+            <w:r>
+              <w:rPr>
+                <w:rStyle w:val="VerbatimChar"/>
+              </w:rPr>
+              <w:t xml:space="preserve">make word-docs</w:t>
+            </w:r>
+          </w:p>
+        </w:tc>
+        <w:tc>
+          <w:tcPr/>
+          <w:p>
+            <w:pPr>
+              <w:pStyle w:val="Compact"/>
+            </w:pPr>
+            <w:r>
+              <w:t xml:space="preserve">Convert Markdown docs to Word DOCX with clickable bookmarks/links</w:t>
+            </w:r>
+          </w:p>
+        </w:tc>
+      </w:tr>
+      <w:tr>
+        <w:tc>
+          <w:tcPr/>
+          <w:p>
+            <w:pPr>
+              <w:pStyle w:val="Compact"/>
+            </w:pPr>
+            <w:r>
+              <w:rPr>
+                <w:rStyle w:val="VerbatimChar"/>
+              </w:rPr>
+              <w:t xml:space="preserve">make rtf-docs</w:t>
+            </w:r>
+          </w:p>
+        </w:tc>
+        <w:tc>
+          <w:tcPr/>
+          <w:p>
+            <w:pPr>
+              <w:pStyle w:val="Compact"/>
+            </w:pPr>
+            <w:r>
+              <w:t xml:space="preserve">Convert Markdown docs to RTF</w:t>
+            </w:r>
+          </w:p>
+        </w:tc>
+      </w:tr>
+      <w:tr>
+        <w:tc>
+          <w:tcPr/>
+          <w:p>
+            <w:pPr>
+              <w:pStyle w:val="Compact"/>
+            </w:pPr>
+            <w:r>
+              <w:rPr>
+                <w:rStyle w:val="VerbatimChar"/>
+              </w:rPr>
+              <w:t xml:space="preserve">make prune-logs</w:t>
+            </w:r>
+          </w:p>
+        </w:tc>
+        <w:tc>
+          <w:tcPr/>
+          <w:p>
+            <w:pPr>
+              <w:pStyle w:val="Compact"/>
+            </w:pPr>
+            <w:r>
+              <w:t xml:space="preserve">Prune log files older than 30 days</w:t>
+            </w:r>
+          </w:p>
+        </w:tc>
+      </w:tr>
+      <w:tr>
+        <w:tc>
+          <w:tcPr/>
+          <w:p>
+            <w:pPr>
+              <w:pStyle w:val="Compact"/>
+            </w:pPr>
+            <w:r>
+              <w:rPr>
+                <w:rStyle w:val="VerbatimChar"/>
+              </w:rPr>
+              <w:t xml:space="preserve">make clean</w:t>
+            </w:r>
+          </w:p>
+        </w:tc>
+        <w:tc>
+          <w:tcPr/>
+          <w:p>
+            <w:pPr>
+              <w:pStyle w:val="Compact"/>
+            </w:pPr>
+            <w:r>
+              <w:t xml:space="preserve">Remove build artifacts and temp files</w:t>
+            </w:r>
+          </w:p>
+        </w:tc>
+      </w:tr>
+      <w:tr>
+        <w:tc>
+          <w:tcPr/>
+          <w:p>
+            <w:pPr>
+              <w:pStyle w:val="Compact"/>
+            </w:pPr>
+            <w:r>
+              <w:rPr>
+                <w:rStyle w:val="VerbatimChar"/>
+              </w:rPr>
+              <w:t xml:space="preserve">make ci</w:t>
+            </w:r>
+          </w:p>
+        </w:tc>
+        <w:tc>
+          <w:tcPr/>
+          <w:p>
+            <w:pPr>
+              <w:pStyle w:val="Compact"/>
+            </w:pPr>
+            <w:r>
+              <w:t xml:space="preserve">Full pipeline: lint + coverage</w:t>
+            </w:r>
+          </w:p>
+        </w:tc>
+      </w:tr>
+      <w:tr>
+        <w:tc>
+          <w:tcPr/>
+          <w:p>
+            <w:pPr>
+              <w:pStyle w:val="Compact"/>
+            </w:pPr>
+            <w:r>
+              <w:rPr>
+                <w:rStyle w:val="VerbatimChar"/>
+              </w:rPr>
+              <w:t xml:space="preserve">make all</w:t>
+            </w:r>
+          </w:p>
+        </w:tc>
+        <w:tc>
+          <w:tcPr/>
+          <w:p>
+            <w:pPr>
+              <w:pStyle w:val="Compact"/>
+            </w:pPr>
+            <w:r>
+              <w:t xml:space="preserve">Run linting and tests</w:t>
+            </w:r>
+          </w:p>
+        </w:tc>
+      </w:tr>
+    </w:tbl>
+    <w:p>
+      <w:pPr>
+        <w:pStyle w:val="BlockText"/>
+      </w:pPr>
+      <w:r>
+        <w:rPr>
+          <w:b/>
+          <w:bCs/>
+        </w:rPr>
+        <w:t xml:space="preserve">Note — Python linting:</w:t>
+      </w:r>
+      <w:r>
+        <w:t xml:space="preserve"> </w:t>
+      </w:r>
+      <w:r>
+        <w:rPr>
+          <w:rStyle w:val="VerbatimChar"/>
+        </w:rPr>
+        <w:t xml:space="preserve">make lint-python</w:t>
+      </w:r>
+      <w:r>
+        <w:t xml:space="preserve"> </w:t>
+      </w:r>
+      <w:r>
+        <w:t xml:space="preserve">requires Ruff, which is resolved</w:t>
+      </w:r>
+      <w:r>
+        <w:t xml:space="preserve"> </w:t>
+      </w:r>
+      <w:r>
+        <w:t xml:space="preserve">automatically via</w:t>
+      </w:r>
+      <w:r>
+        <w:t xml:space="preserve"> </w:t>
+      </w:r>
+      <w:r>
+        <w:rPr>
+          <w:rStyle w:val="VerbatimChar"/>
+        </w:rPr>
+        <w:t xml:space="preserve">uv run ruff</w:t>
+      </w:r>
+      <w:r>
+        <w:t xml:space="preserve"> </w:t>
+      </w:r>
+      <w:r>
+        <w:t xml:space="preserve">if</w:t>
+      </w:r>
+      <w:r>
+        <w:t xml:space="preserve"> </w:t>
+      </w:r>
+      <w:r>
+        <w:rPr>
+          <w:rStyle w:val="VerbatimChar"/>
+        </w:rPr>
+        <w:t xml:space="preserve">uv</w:t>
+      </w:r>
+      <w:r>
+        <w:t xml:space="preserve"> </w:t>
+      </w:r>
+      <w:r>
+        <w:t xml:space="preserve">is on</w:t>
+      </w:r>
+      <w:r>
+        <w:t xml:space="preserve"> </w:t>
+      </w:r>
+      <w:r>
+        <w:rPr>
+          <w:rStyle w:val="VerbatimChar"/>
+        </w:rPr>
+        <w:t xml:space="preserve">PATH</w:t>
+      </w:r>
+      <w:r>
+        <w:t xml:space="preserve">, otherwise via</w:t>
+      </w:r>
+      <w:r>
+        <w:t xml:space="preserve"> </w:t>
+      </w:r>
+      <w:r>
+        <w:rPr>
+          <w:rStyle w:val="VerbatimChar"/>
+        </w:rPr>
+        <w:t xml:space="preserve">python -m ruff</w:t>
+      </w:r>
+      <w:r>
+        <w:t xml:space="preserve">, or a one-shot</w:t>
+      </w:r>
+      <w:r>
+        <w:t xml:space="preserve"> </w:t>
+      </w:r>
+      <w:r>
+        <w:rPr>
+          <w:rStyle w:val="VerbatimChar"/>
+        </w:rPr>
+        <w:t xml:space="preserve">pip install --user ruff</w:t>
+      </w:r>
+      <w:r>
+        <w:t xml:space="preserve">. Configuration lives</w:t>
+      </w:r>
+      <w:r>
+        <w:t xml:space="preserve"> </w:t>
+      </w:r>
+      <w:r>
+        <w:t xml:space="preserve">in</w:t>
+      </w:r>
+      <w:r>
+        <w:t xml:space="preserve"> </w:t>
+      </w:r>
+      <w:hyperlink r:id="rId44">
+        <w:r>
+          <w:rPr>
+            <w:rStyle w:val="VerbatimChar"/>
+          </w:rPr>
+          <w:t xml:space="preserve">ruff.toml</w:t>
+        </w:r>
+      </w:hyperlink>
+      <w:r>
+        <w:t xml:space="preserve"> </w:t>
+      </w:r>
+      <w:r>
+        <w:t xml:space="preserve">at the repository root.</w:t>
+      </w:r>
+    </w:p>
+    <w:p>
+      <w:r>
+        <w:pict>
+          <v:rect style="width:0;height:1.5pt" o:hralign="center" o:hrstd="t" o:hr="t"/>
+        </w:pict>
+      </w:r>
+    </w:p>
+    <w:bookmarkEnd w:id="45"/>
+    <w:bookmarkStart w:id="47" w:name="sec24"/>
+    <w:p>
+      <w:pPr>
+        <w:pStyle w:val="Heading2"/>
+      </w:pPr>
+      <w:r>
         <w:t xml:space="preserve">GitLab Pipeline Files</w:t>
       </w:r>
     </w:p>
@@ -2940,7 +3807,7 @@
         <w:t xml:space="preserve">at the repository root using PowerShell 7.4 containers.</w:t>
       </w:r>
     </w:p>
-    <w:bookmarkStart w:id="44" w:name="sec24"/>
+    <w:bookmarkStart w:id="46" w:name="sec25"/>
     <w:p>
       <w:pPr>
         <w:pStyle w:val="Heading3"/>
@@ -3069,9 +3936,9 @@
         </w:pict>
       </w:r>
     </w:p>
-    <w:bookmarkEnd w:id="44"/>
-    <w:bookmarkEnd w:id="45"/>
-    <w:bookmarkStart w:id="46" w:name="sec25"/>
+    <w:bookmarkEnd w:id="46"/>
+    <w:bookmarkEnd w:id="47"/>
+    <w:bookmarkStart w:id="48" w:name="sec26"/>
     <w:p>
       <w:pPr>
         <w:pStyle w:val="Heading2"/>
@@ -3125,8 +3992,8 @@
         </w:pict>
       </w:r>
     </w:p>
-    <w:bookmarkEnd w:id="46"/>
-    <w:bookmarkStart w:id="47" w:name="sec26"/>
+    <w:bookmarkEnd w:id="48"/>
+    <w:bookmarkStart w:id="49" w:name="sec27"/>
     <w:p>
       <w:pPr>
         <w:pStyle w:val="Heading2"/>
@@ -3212,8 +4079,8 @@
         </w:pict>
       </w:r>
     </w:p>
-    <w:bookmarkEnd w:id="47"/>
-    <w:bookmarkStart w:id="48" w:name="sec27"/>
+    <w:bookmarkEnd w:id="49"/>
+    <w:bookmarkStart w:id="50" w:name="sec28"/>
     <w:p>
       <w:pPr>
         <w:pStyle w:val="Heading2"/>
@@ -3245,21 +4112,21 @@
         <w:t xml:space="preserve">file for details.</w:t>
       </w:r>
     </w:p>
-    <w:bookmarkEnd w:id="48"/>
-    <w:bookmarkStart w:id="54" w:name="sec28"/>
+    <w:bookmarkEnd w:id="50"/>
+    <w:bookmarkStart w:id="56" w:name="sec29"/>
     <w:p>
       <w:pPr>
         <w:pStyle w:val="Heading2"/>
       </w:pPr>
       <w:r>
-        <w:t xml:space="preserve">HPe Doc</w:t>
+        <w:t xml:space="preserve">HPE Doc</w:t>
       </w:r>
     </w:p>
     <w:p>
       <w:pPr>
         <w:pStyle w:val="FirstParagraph"/>
       </w:pPr>
-      <w:hyperlink r:id="rId49">
+      <w:hyperlink r:id="rId51">
         <w:r>
           <w:rPr>
             <w:rStyle w:val="Hyperlink"/>
@@ -3272,7 +4139,7 @@
       <w:pPr>
         <w:pStyle w:val="BodyText"/>
       </w:pPr>
-      <w:hyperlink r:id="rId50">
+      <w:hyperlink r:id="rId52">
         <w:r>
           <w:rPr>
             <w:rStyle w:val="Hyperlink"/>
@@ -3285,7 +4152,7 @@
       <w:pPr>
         <w:pStyle w:val="BodyText"/>
       </w:pPr>
-      <w:hyperlink r:id="rId51">
+      <w:hyperlink r:id="rId53">
         <w:r>
           <w:rPr>
             <w:rStyle w:val="Hyperlink"/>
@@ -3298,7 +4165,7 @@
       <w:pPr>
         <w:pStyle w:val="BodyText"/>
       </w:pPr>
-      <w:hyperlink r:id="rId52">
+      <w:hyperlink r:id="rId54">
         <w:r>
           <w:rPr>
             <w:rStyle w:val="Hyperlink"/>
@@ -3311,7 +4178,7 @@
       <w:pPr>
         <w:pStyle w:val="BodyText"/>
       </w:pPr>
-      <w:hyperlink r:id="rId51">
+      <w:hyperlink r:id="rId53">
         <w:r>
           <w:rPr>
             <w:rStyle w:val="Hyperlink"/>
@@ -3324,7 +4191,7 @@
       <w:pPr>
         <w:pStyle w:val="BodyText"/>
       </w:pPr>
-      <w:hyperlink r:id="rId53">
+      <w:hyperlink r:id="rId55">
         <w:r>
           <w:rPr>
             <w:rStyle w:val="Hyperlink"/>
@@ -3333,8 +4200,8 @@
         </w:r>
       </w:hyperlink>
     </w:p>
-    <w:bookmarkEnd w:id="54"/>
-    <w:bookmarkEnd w:id="55"/>
+    <w:bookmarkEnd w:id="56"/>
+    <w:bookmarkEnd w:id="57"/>
     <w:sectPr>
       <w:pgSz w:w="16838" w:h="11906" w:orient="landscape"/>
       <w:footnotePr>

--- a/docx/README.docx
+++ b/docx/README.docx
@@ -2,7 +2,7 @@
 <file path=word/document.xml><?xml version="1.0" encoding="utf-8"?>
 <w:document xmlns:w="http://schemas.openxmlformats.org/wordprocessingml/2006/main" xmlns:m="http://schemas.openxmlformats.org/officeDocument/2006/math" xmlns:r="http://schemas.openxmlformats.org/officeDocument/2006/relationships" xmlns:o="urn:schemas-microsoft-com:office:office" xmlns:v="urn:schemas-microsoft-com:vml" xmlns:w10="urn:schemas-microsoft-com:office:word" xmlns:a="http://schemas.openxmlformats.org/drawingml/2006/main" xmlns:pic="http://schemas.openxmlformats.org/drawingml/2006/picture" xmlns:wp="http://schemas.openxmlformats.org/drawingml/2006/wordprocessingDrawing">
   <w:body>
-    <w:bookmarkStart w:id="57" w:name="sec1"/>
+    <w:bookmarkStart w:id="62" w:name="sec1"/>
     <w:p>
       <w:pPr>
         <w:pStyle w:val="Heading1"/>
@@ -29,6 +29,23 @@
         </w:numPr>
       </w:pPr>
       <w:hyperlink w:anchor="sec3">
+        <w:r>
+          <w:rPr>
+            <w:rStyle w:val="Hyperlink"/>
+          </w:rPr>
+          <w:t xml:space="preserve">Technical Component Overview</w:t>
+        </w:r>
+      </w:hyperlink>
+    </w:p>
+    <w:p>
+      <w:pPr>
+        <w:pStyle w:val="Compact"/>
+        <w:numPr>
+          <w:ilvl w:val="0"/>
+          <w:numId w:val="1001"/>
+        </w:numPr>
+      </w:pPr>
+      <w:hyperlink w:anchor="sec4">
         <w:r>
           <w:rPr>
             <w:rStyle w:val="Hyperlink"/>
@@ -45,7 +62,7 @@
           <w:numId w:val="1001"/>
         </w:numPr>
       </w:pPr>
-      <w:hyperlink w:anchor="sec4">
+      <w:hyperlink w:anchor="sec5">
         <w:r>
           <w:rPr>
             <w:rStyle w:val="Hyperlink"/>
@@ -62,7 +79,7 @@
           <w:numId w:val="1002"/>
         </w:numPr>
       </w:pPr>
-      <w:hyperlink w:anchor="sec5">
+      <w:hyperlink w:anchor="sec6">
         <w:r>
           <w:rPr>
             <w:rStyle w:val="Hyperlink"/>
@@ -79,7 +96,7 @@
           <w:numId w:val="1002"/>
         </w:numPr>
       </w:pPr>
-      <w:hyperlink w:anchor="sec13">
+      <w:hyperlink w:anchor="sec14">
         <w:r>
           <w:rPr>
             <w:rStyle w:val="Hyperlink"/>
@@ -96,7 +113,7 @@
           <w:numId w:val="1002"/>
         </w:numPr>
       </w:pPr>
-      <w:hyperlink w:anchor="sec19">
+      <w:hyperlink w:anchor="sec20">
         <w:r>
           <w:rPr>
             <w:rStyle w:val="Hyperlink"/>
@@ -113,7 +130,7 @@
           <w:numId w:val="1001"/>
         </w:numPr>
       </w:pPr>
-      <w:hyperlink w:anchor="sec20">
+      <w:hyperlink w:anchor="sec21">
         <w:r>
           <w:rPr>
             <w:rStyle w:val="Hyperlink"/>
@@ -130,7 +147,7 @@
           <w:numId w:val="1001"/>
         </w:numPr>
       </w:pPr>
-      <w:hyperlink w:anchor="sec21">
+      <w:hyperlink w:anchor="sec22">
         <w:r>
           <w:rPr>
             <w:rStyle w:val="Hyperlink"/>
@@ -147,7 +164,7 @@
           <w:numId w:val="1001"/>
         </w:numPr>
       </w:pPr>
-      <w:hyperlink w:anchor="sec22">
+      <w:hyperlink w:anchor="sec23">
         <w:r>
           <w:rPr>
             <w:rStyle w:val="Hyperlink"/>
@@ -164,7 +181,7 @@
           <w:numId w:val="1001"/>
         </w:numPr>
       </w:pPr>
-      <w:hyperlink w:anchor="sec23">
+      <w:hyperlink w:anchor="sec24">
         <w:r>
           <w:rPr>
             <w:rStyle w:val="Hyperlink"/>
@@ -181,7 +198,7 @@
           <w:numId w:val="1001"/>
         </w:numPr>
       </w:pPr>
-      <w:hyperlink w:anchor="sec24">
+      <w:hyperlink w:anchor="sec25">
         <w:r>
           <w:rPr>
             <w:rStyle w:val="Hyperlink"/>
@@ -198,7 +215,7 @@
           <w:numId w:val="1003"/>
         </w:numPr>
       </w:pPr>
-      <w:hyperlink w:anchor="sec25">
+      <w:hyperlink w:anchor="sec26">
         <w:r>
           <w:rPr>
             <w:rStyle w:val="Hyperlink"/>
@@ -215,7 +232,7 @@
           <w:numId w:val="1001"/>
         </w:numPr>
       </w:pPr>
-      <w:hyperlink w:anchor="sec26">
+      <w:hyperlink w:anchor="sec27">
         <w:r>
           <w:rPr>
             <w:rStyle w:val="Hyperlink"/>
@@ -232,7 +249,7 @@
           <w:numId w:val="1001"/>
         </w:numPr>
       </w:pPr>
-      <w:hyperlink w:anchor="sec27">
+      <w:hyperlink w:anchor="sec28">
         <w:r>
           <w:rPr>
             <w:rStyle w:val="Hyperlink"/>
@@ -249,7 +266,7 @@
           <w:numId w:val="1001"/>
         </w:numPr>
       </w:pPr>
-      <w:hyperlink w:anchor="sec28">
+      <w:hyperlink w:anchor="sec29">
         <w:r>
           <w:rPr>
             <w:rStyle w:val="Hyperlink"/>
@@ -266,17 +283,91 @@
           <w:numId w:val="1001"/>
         </w:numPr>
       </w:pPr>
-      <w:hyperlink w:anchor="sec29">
+      <w:hyperlink w:anchor="sec30">
         <w:r>
           <w:rPr>
             <w:rStyle w:val="Hyperlink"/>
           </w:rPr>
-          <w:t xml:space="preserve">HPe Doc</w:t>
+          <w:t xml:space="preserve">HPE Doc</w:t>
         </w:r>
       </w:hyperlink>
     </w:p>
     <w:bookmarkEnd w:id="9"/>
-    <w:bookmarkStart w:id="10" w:name="sec3"/>
+    <w:bookmarkStart w:id="14" w:name="sec3"/>
+    <w:p>
+      <w:pPr>
+        <w:pStyle w:val="Heading2"/>
+      </w:pPr>
+      <w:r>
+        <w:t xml:space="preserve">Technical Component Overview</w:t>
+      </w:r>
+    </w:p>
+    <w:p>
+      <w:pPr>
+        <w:pStyle w:val="CaptionedFigure"/>
+      </w:pPr>
+      <w:r>
+        <w:drawing>
+          <wp:inline>
+            <wp:extent cx="5334000" cy="4778375"/>
+            <wp:effectExtent b="0" l="0" r="0" t="0"/>
+            <wp:docPr descr="Technical Component Overview" title="" id="11" name="Picture"/>
+            <a:graphic>
+              <a:graphicData uri="http://schemas.openxmlformats.org/drawingml/2006/picture">
+                <pic:pic>
+                  <pic:nvPicPr>
+                    <pic:cNvPr descr="docs/assets/architecture.svg" id="12" name="Picture"/>
+                    <pic:cNvPicPr>
+                      <a:picLocks noChangeArrowheads="1" noChangeAspect="1"/>
+                    </pic:cNvPicPr>
+                  </pic:nvPicPr>
+                  <pic:blipFill>
+                    <a:blip r:embed="rId13">
+                      <a:extLst>
+                        <a:ext uri="{28A0092B-C50C-407E-A947-70E740481C1C}">
+                          <a14:useLocalDpi xmlns:a14="http://schemas.microsoft.com/office/drawing/2010/main" val="0"/>
+                        </a:ext>
+                        <a:ext uri="{96DAC541-7B7A-43D3-8B79-37D633B846F1}">
+                          <asvg:svgBlip xmlns:asvg="http://schemas.microsoft.com/office/drawing/2016/SVG/main" r:embed="rId10"/>
+                        </a:ext>
+                      </a:extLst>
+                    </a:blip>
+                    <a:stretch>
+                      <a:fillRect/>
+                    </a:stretch>
+                  </pic:blipFill>
+                  <pic:spPr bwMode="auto">
+                    <a:xfrm>
+                      <a:off x="0" y="0"/>
+                      <a:ext cx="5334000" cy="4778375"/>
+                    </a:xfrm>
+                    <a:prstGeom prst="rect">
+                      <a:avLst/>
+                    </a:prstGeom>
+                    <a:noFill/>
+                    <a:ln w="9525">
+                      <a:noFill/>
+                      <a:headEnd/>
+                      <a:tailEnd/>
+                    </a:ln>
+                  </pic:spPr>
+                </pic:pic>
+              </a:graphicData>
+            </a:graphic>
+          </wp:inline>
+        </w:drawing>
+      </w:r>
+    </w:p>
+    <w:p>
+      <w:pPr>
+        <w:pStyle w:val="ImageCaption"/>
+      </w:pPr>
+      <w:r>
+        <w:t xml:space="preserve">Technical Component Overview</w:t>
+      </w:r>
+    </w:p>
+    <w:bookmarkEnd w:id="14"/>
+    <w:bookmarkStart w:id="15" w:name="sec4"/>
     <w:p>
       <w:pPr>
         <w:pStyle w:val="Heading2"/>
@@ -300,8 +391,8 @@
         </w:pict>
       </w:r>
     </w:p>
-    <w:bookmarkEnd w:id="10"/>
-    <w:bookmarkStart w:id="40" w:name="sec4"/>
+    <w:bookmarkEnd w:id="15"/>
+    <w:bookmarkStart w:id="45" w:name="sec5"/>
     <w:p>
       <w:pPr>
         <w:pStyle w:val="Heading2"/>
@@ -336,7 +427,7 @@
           <w:numId w:val="1004"/>
         </w:numPr>
       </w:pPr>
-      <w:hyperlink r:id="rId11">
+      <w:hyperlink r:id="rId16">
         <w:r>
           <w:rPr>
             <w:rStyle w:val="Hyperlink"/>
@@ -361,7 +452,7 @@
           <w:numId w:val="1004"/>
         </w:numPr>
       </w:pPr>
-      <w:hyperlink r:id="rId12">
+      <w:hyperlink r:id="rId17">
         <w:r>
           <w:rPr>
             <w:rStyle w:val="Hyperlink"/>
@@ -378,7 +469,7 @@
         <w:t xml:space="preserve">- 5-minute setup for using maintenance mode commands</w:t>
       </w:r>
     </w:p>
-    <w:bookmarkStart w:id="14" w:name="sec5"/>
+    <w:bookmarkStart w:id="19" w:name="sec6"/>
     <w:p>
       <w:pPr>
         <w:pStyle w:val="Heading3"/>
@@ -444,7 +535,7 @@
         <w:rPr>
           <w:rStyle w:val="CommentTok"/>
         </w:rPr>
-        <w:t xml:space="preserve"># 1. Connect to OneView and establish a persistent session {#sec6}</w:t>
+        <w:t xml:space="preserve"># 1. Connect to OneView and establish a persistent session {#sec7}</w:t>
       </w:r>
       <w:r>
         <w:br/>
@@ -519,7 +610,7 @@
         <w:rPr>
           <w:rStyle w:val="CommentTok"/>
         </w:rPr>
-        <w:t xml:space="preserve"># 2. Run OneView commands while the session is active {#sec7}</w:t>
+        <w:t xml:space="preserve"># 2. Run OneView commands while the session is active {#sec8}</w:t>
       </w:r>
       <w:r>
         <w:br/>
@@ -528,7 +619,7 @@
         <w:rPr>
           <w:rStyle w:val="CommentTok"/>
         </w:rPr>
-        <w:t xml:space="preserve"># Get-OneViewServerList shows, per server: MaintMode (Yes/No), lifecycle State, {#sec8}</w:t>
+        <w:t xml:space="preserve"># Get-OneViewServerList shows, per server: MaintMode (Yes/No), lifecycle State, {#sec9}</w:t>
       </w:r>
       <w:r>
         <w:br/>
@@ -537,7 +628,7 @@
         <w:rPr>
           <w:rStyle w:val="CommentTok"/>
         </w:rPr>
-        <w:t xml:space="preserve"># State Reason, Health, Power, iLO IP, ROM, and Model (HPE model code, last column). {#sec9}</w:t>
+        <w:t xml:space="preserve"># State Reason, Health, Power, iLO IP, ROM, and Model (HPE model code, last column). {#sec10}</w:t>
       </w:r>
       <w:r>
         <w:br/>
@@ -567,7 +658,7 @@
         <w:rPr>
           <w:rStyle w:val="CommentTok"/>
         </w:rPr>
-        <w:t xml:space="preserve"># 3. Disconnect from OneView when finished {#sec10}</w:t>
+        <w:t xml:space="preserve"># 3. Disconnect from OneView when finished {#sec11}</w:t>
       </w:r>
       <w:r>
         <w:br/>
@@ -588,7 +679,7 @@
         <w:rPr>
           <w:rStyle w:val="CommentTok"/>
         </w:rPr>
-        <w:t xml:space="preserve"># 4. Enable maintenance mode {#sec11}</w:t>
+        <w:t xml:space="preserve"># 4. Enable maintenance mode {#sec12}</w:t>
       </w:r>
       <w:r>
         <w:br/>
@@ -695,7 +786,7 @@
       <w:r>
         <w:t xml:space="preserve"> </w:t>
       </w:r>
-      <w:hyperlink r:id="rId13">
+      <w:hyperlink r:id="rId18">
         <w:r>
           <w:rPr>
             <w:rStyle w:val="Hyperlink"/>
@@ -721,7 +812,7 @@
         <w:rPr>
           <w:rStyle w:val="CommentTok"/>
         </w:rPr>
-        <w:t xml:space="preserve"># 5. Disable maintenance mode {#sec12}</w:t>
+        <w:t xml:space="preserve"># 5. Disable maintenance mode {#sec13}</w:t>
       </w:r>
       <w:r>
         <w:br/>
@@ -788,8 +879,8 @@
         </w:pict>
       </w:r>
     </w:p>
-    <w:bookmarkEnd w:id="14"/>
-    <w:bookmarkStart w:id="38" w:name="sec13"/>
+    <w:bookmarkEnd w:id="19"/>
+    <w:bookmarkStart w:id="43" w:name="sec14"/>
     <w:p>
       <w:pPr>
         <w:pStyle w:val="Heading3"/>
@@ -798,7 +889,7 @@
         <w:t xml:space="preserve">Internal docs index</w:t>
       </w:r>
     </w:p>
-    <w:bookmarkStart w:id="22" w:name="sec14"/>
+    <w:bookmarkStart w:id="27" w:name="sec15"/>
     <w:p>
       <w:pPr>
         <w:pStyle w:val="Heading4"/>
@@ -860,7 +951,7 @@
             <w:pPr>
               <w:pStyle w:val="Compact"/>
             </w:pPr>
-            <w:hyperlink r:id="rId15">
+            <w:hyperlink r:id="rId20">
               <w:r>
                 <w:rPr>
                   <w:rStyle w:val="Hyperlink"/>
@@ -889,7 +980,7 @@
             <w:pPr>
               <w:pStyle w:val="Compact"/>
             </w:pPr>
-            <w:hyperlink r:id="rId11">
+            <w:hyperlink r:id="rId16">
               <w:r>
                 <w:rPr>
                   <w:rStyle w:val="Hyperlink"/>
@@ -928,7 +1019,7 @@
             <w:pPr>
               <w:pStyle w:val="Compact"/>
             </w:pPr>
-            <w:hyperlink r:id="rId16">
+            <w:hyperlink r:id="rId21">
               <w:r>
                 <w:rPr>
                   <w:rStyle w:val="Hyperlink"/>
@@ -957,7 +1048,7 @@
             <w:pPr>
               <w:pStyle w:val="Compact"/>
             </w:pPr>
-            <w:hyperlink r:id="rId13">
+            <w:hyperlink r:id="rId18">
               <w:r>
                 <w:rPr>
                   <w:rStyle w:val="Hyperlink"/>
@@ -996,7 +1087,7 @@
             <w:pPr>
               <w:pStyle w:val="Compact"/>
             </w:pPr>
-            <w:hyperlink r:id="rId17">
+            <w:hyperlink r:id="rId22">
               <w:r>
                 <w:rPr>
                   <w:rStyle w:val="Hyperlink"/>
@@ -1035,7 +1126,7 @@
             <w:pPr>
               <w:pStyle w:val="Compact"/>
             </w:pPr>
-            <w:hyperlink r:id="rId18">
+            <w:hyperlink r:id="rId23">
               <w:r>
                 <w:rPr>
                   <w:rStyle w:val="Hyperlink"/>
@@ -1064,7 +1155,7 @@
             <w:pPr>
               <w:pStyle w:val="Compact"/>
             </w:pPr>
-            <w:hyperlink r:id="rId19">
+            <w:hyperlink r:id="rId24">
               <w:r>
                 <w:rPr>
                   <w:rStyle w:val="Hyperlink"/>
@@ -1093,7 +1184,7 @@
             <w:pPr>
               <w:pStyle w:val="Compact"/>
             </w:pPr>
-            <w:hyperlink r:id="rId20">
+            <w:hyperlink r:id="rId25">
               <w:r>
                 <w:rPr>
                   <w:rStyle w:val="Hyperlink"/>
@@ -1122,7 +1213,7 @@
             <w:pPr>
               <w:pStyle w:val="Compact"/>
             </w:pPr>
-            <w:hyperlink r:id="rId21">
+            <w:hyperlink r:id="rId26">
               <w:r>
                 <w:rPr>
                   <w:rStyle w:val="Hyperlink"/>
@@ -1145,8 +1236,8 @@
         </w:tc>
       </w:tr>
     </w:tbl>
-    <w:bookmarkEnd w:id="22"/>
-    <w:bookmarkStart w:id="25" w:name="sec15"/>
+    <w:bookmarkEnd w:id="27"/>
+    <w:bookmarkStart w:id="30" w:name="sec16"/>
     <w:p>
       <w:pPr>
         <w:pStyle w:val="Heading4"/>
@@ -1208,7 +1299,7 @@
             <w:pPr>
               <w:pStyle w:val="Compact"/>
             </w:pPr>
-            <w:hyperlink r:id="rId23">
+            <w:hyperlink r:id="rId28">
               <w:r>
                 <w:rPr>
                   <w:rStyle w:val="Hyperlink"/>
@@ -1237,7 +1328,7 @@
             <w:pPr>
               <w:pStyle w:val="Compact"/>
             </w:pPr>
-            <w:hyperlink r:id="rId24">
+            <w:hyperlink r:id="rId29">
               <w:r>
                 <w:rPr>
                   <w:rStyle w:val="Hyperlink"/>
@@ -1266,7 +1357,7 @@
             <w:pPr>
               <w:pStyle w:val="Compact"/>
             </w:pPr>
-            <w:hyperlink r:id="rId13">
+            <w:hyperlink r:id="rId18">
               <w:r>
                 <w:rPr>
                   <w:rStyle w:val="Hyperlink"/>
@@ -1289,8 +1380,8 @@
         </w:tc>
       </w:tr>
     </w:tbl>
-    <w:bookmarkEnd w:id="25"/>
-    <w:bookmarkStart w:id="29" w:name="sec16"/>
+    <w:bookmarkEnd w:id="30"/>
+    <w:bookmarkStart w:id="34" w:name="sec17"/>
     <w:p>
       <w:pPr>
         <w:pStyle w:val="Heading4"/>
@@ -1352,7 +1443,7 @@
             <w:pPr>
               <w:pStyle w:val="Compact"/>
             </w:pPr>
-            <w:hyperlink r:id="rId11">
+            <w:hyperlink r:id="rId16">
               <w:r>
                 <w:rPr>
                   <w:rStyle w:val="Hyperlink"/>
@@ -1391,7 +1482,7 @@
             <w:pPr>
               <w:pStyle w:val="Compact"/>
             </w:pPr>
-            <w:hyperlink r:id="rId12">
+            <w:hyperlink r:id="rId17">
               <w:r>
                 <w:rPr>
                   <w:rStyle w:val="Hyperlink"/>
@@ -1429,7 +1520,7 @@
             <w:pPr>
               <w:pStyle w:val="Compact"/>
             </w:pPr>
-            <w:hyperlink r:id="rId26">
+            <w:hyperlink r:id="rId31">
               <w:r>
                 <w:rPr>
                   <w:rStyle w:val="Hyperlink"/>
@@ -1458,7 +1549,7 @@
             <w:pPr>
               <w:pStyle w:val="Compact"/>
             </w:pPr>
-            <w:hyperlink r:id="rId27">
+            <w:hyperlink r:id="rId32">
               <w:r>
                 <w:rPr>
                   <w:rStyle w:val="Hyperlink"/>
@@ -1487,7 +1578,7 @@
             <w:pPr>
               <w:pStyle w:val="Compact"/>
             </w:pPr>
-            <w:hyperlink r:id="rId28">
+            <w:hyperlink r:id="rId33">
               <w:r>
                 <w:rPr>
                   <w:rStyle w:val="Hyperlink"/>
@@ -1510,8 +1601,8 @@
         </w:tc>
       </w:tr>
     </w:tbl>
-    <w:bookmarkEnd w:id="29"/>
-    <w:bookmarkStart w:id="35" w:name="sec17"/>
+    <w:bookmarkEnd w:id="34"/>
+    <w:bookmarkStart w:id="40" w:name="sec18"/>
     <w:p>
       <w:pPr>
         <w:pStyle w:val="Heading4"/>
@@ -1573,7 +1664,7 @@
             <w:pPr>
               <w:pStyle w:val="Compact"/>
             </w:pPr>
-            <w:hyperlink r:id="rId30">
+            <w:hyperlink r:id="rId35">
               <w:r>
                 <w:rPr>
                   <w:rStyle w:val="Hyperlink"/>
@@ -1602,7 +1693,7 @@
             <w:pPr>
               <w:pStyle w:val="Compact"/>
             </w:pPr>
-            <w:hyperlink r:id="rId31">
+            <w:hyperlink r:id="rId36">
               <w:r>
                 <w:rPr>
                   <w:rStyle w:val="Hyperlink"/>
@@ -1631,7 +1722,7 @@
             <w:pPr>
               <w:pStyle w:val="Compact"/>
             </w:pPr>
-            <w:hyperlink r:id="rId32">
+            <w:hyperlink r:id="rId37">
               <w:r>
                 <w:rPr>
                   <w:rStyle w:val="Hyperlink"/>
@@ -1660,7 +1751,7 @@
             <w:pPr>
               <w:pStyle w:val="Compact"/>
             </w:pPr>
-            <w:hyperlink r:id="rId33">
+            <w:hyperlink r:id="rId38">
               <w:r>
                 <w:rPr>
                   <w:rStyle w:val="Hyperlink"/>
@@ -1689,7 +1780,7 @@
             <w:pPr>
               <w:pStyle w:val="Compact"/>
             </w:pPr>
-            <w:hyperlink r:id="rId34">
+            <w:hyperlink r:id="rId39">
               <w:r>
                 <w:rPr>
                   <w:rStyle w:val="Hyperlink"/>
@@ -1712,8 +1803,8 @@
         </w:tc>
       </w:tr>
     </w:tbl>
-    <w:bookmarkEnd w:id="35"/>
-    <w:bookmarkStart w:id="37" w:name="sec18"/>
+    <w:bookmarkEnd w:id="40"/>
+    <w:bookmarkStart w:id="42" w:name="sec19"/>
     <w:p>
       <w:pPr>
         <w:pStyle w:val="Heading4"/>
@@ -1775,7 +1866,7 @@
             <w:pPr>
               <w:pStyle w:val="Compact"/>
             </w:pPr>
-            <w:hyperlink r:id="rId36">
+            <w:hyperlink r:id="rId41">
               <w:r>
                 <w:rPr>
                   <w:rStyle w:val="Hyperlink"/>
@@ -1798,9 +1889,9 @@
         </w:tc>
       </w:tr>
     </w:tbl>
-    <w:bookmarkEnd w:id="37"/>
-    <w:bookmarkEnd w:id="38"/>
-    <w:bookmarkStart w:id="39" w:name="sec19"/>
+    <w:bookmarkEnd w:id="42"/>
+    <w:bookmarkEnd w:id="43"/>
+    <w:bookmarkStart w:id="44" w:name="sec20"/>
     <w:p>
       <w:pPr>
         <w:pStyle w:val="Heading3"/>
@@ -1851,7 +1942,7 @@
           <w:numId w:val="1006"/>
         </w:numPr>
       </w:pPr>
-      <w:hyperlink w:anchor="sec3">
+      <w:hyperlink w:anchor="sec4">
         <w:r>
           <w:rPr>
             <w:rStyle w:val="Hyperlink"/>
@@ -1868,7 +1959,7 @@
           <w:numId w:val="1006"/>
         </w:numPr>
       </w:pPr>
-      <w:hyperlink w:anchor="sec4">
+      <w:hyperlink w:anchor="sec5">
         <w:r>
           <w:rPr>
             <w:rStyle w:val="Hyperlink"/>
@@ -1885,7 +1976,7 @@
           <w:numId w:val="1007"/>
         </w:numPr>
       </w:pPr>
-      <w:hyperlink w:anchor="sec5">
+      <w:hyperlink w:anchor="sec6">
         <w:r>
           <w:rPr>
             <w:rStyle w:val="Hyperlink"/>
@@ -1902,7 +1993,7 @@
           <w:numId w:val="1007"/>
         </w:numPr>
       </w:pPr>
-      <w:hyperlink w:anchor="sec13">
+      <w:hyperlink w:anchor="sec14">
         <w:r>
           <w:rPr>
             <w:rStyle w:val="Hyperlink"/>
@@ -1919,7 +2010,7 @@
           <w:numId w:val="1008"/>
         </w:numPr>
       </w:pPr>
-      <w:hyperlink w:anchor="sec14">
+      <w:hyperlink w:anchor="sec15">
         <w:r>
           <w:rPr>
             <w:rStyle w:val="Hyperlink"/>
@@ -1936,7 +2027,7 @@
           <w:numId w:val="1008"/>
         </w:numPr>
       </w:pPr>
-      <w:hyperlink w:anchor="sec15">
+      <w:hyperlink w:anchor="sec16">
         <w:r>
           <w:rPr>
             <w:rStyle w:val="Hyperlink"/>
@@ -1953,7 +2044,7 @@
           <w:numId w:val="1008"/>
         </w:numPr>
       </w:pPr>
-      <w:hyperlink w:anchor="sec16">
+      <w:hyperlink w:anchor="sec17">
         <w:r>
           <w:rPr>
             <w:rStyle w:val="Hyperlink"/>
@@ -1970,7 +2061,7 @@
           <w:numId w:val="1008"/>
         </w:numPr>
       </w:pPr>
-      <w:hyperlink w:anchor="sec17">
+      <w:hyperlink w:anchor="sec18">
         <w:r>
           <w:rPr>
             <w:rStyle w:val="Hyperlink"/>
@@ -1987,7 +2078,7 @@
           <w:numId w:val="1008"/>
         </w:numPr>
       </w:pPr>
-      <w:hyperlink w:anchor="sec18">
+      <w:hyperlink w:anchor="sec19">
         <w:r>
           <w:rPr>
             <w:rStyle w:val="Hyperlink"/>
@@ -2004,7 +2095,7 @@
           <w:numId w:val="1007"/>
         </w:numPr>
       </w:pPr>
-      <w:hyperlink w:anchor="sec19">
+      <w:hyperlink w:anchor="sec20">
         <w:r>
           <w:rPr>
             <w:rStyle w:val="Hyperlink"/>
@@ -2021,7 +2112,7 @@
           <w:numId w:val="1006"/>
         </w:numPr>
       </w:pPr>
-      <w:hyperlink w:anchor="sec20">
+      <w:hyperlink w:anchor="sec21">
         <w:r>
           <w:rPr>
             <w:rStyle w:val="Hyperlink"/>
@@ -2038,7 +2129,7 @@
           <w:numId w:val="1006"/>
         </w:numPr>
       </w:pPr>
-      <w:hyperlink w:anchor="sec21">
+      <w:hyperlink w:anchor="sec22">
         <w:r>
           <w:rPr>
             <w:rStyle w:val="Hyperlink"/>
@@ -2055,7 +2146,7 @@
           <w:numId w:val="1006"/>
         </w:numPr>
       </w:pPr>
-      <w:hyperlink w:anchor="sec22">
+      <w:hyperlink w:anchor="sec23">
         <w:r>
           <w:rPr>
             <w:rStyle w:val="Hyperlink"/>
@@ -2072,7 +2163,7 @@
           <w:numId w:val="1006"/>
         </w:numPr>
       </w:pPr>
-      <w:hyperlink w:anchor="sec23">
+      <w:hyperlink w:anchor="sec24">
         <w:r>
           <w:rPr>
             <w:rStyle w:val="Hyperlink"/>
@@ -2089,7 +2180,7 @@
           <w:numId w:val="1006"/>
         </w:numPr>
       </w:pPr>
-      <w:hyperlink w:anchor="sec24">
+      <w:hyperlink w:anchor="sec25">
         <w:r>
           <w:rPr>
             <w:rStyle w:val="Hyperlink"/>
@@ -2106,7 +2197,7 @@
           <w:numId w:val="1009"/>
         </w:numPr>
       </w:pPr>
-      <w:hyperlink w:anchor="sec25">
+      <w:hyperlink w:anchor="sec26">
         <w:r>
           <w:rPr>
             <w:rStyle w:val="Hyperlink"/>
@@ -2123,7 +2214,7 @@
           <w:numId w:val="1006"/>
         </w:numPr>
       </w:pPr>
-      <w:hyperlink w:anchor="sec26">
+      <w:hyperlink w:anchor="sec27">
         <w:r>
           <w:rPr>
             <w:rStyle w:val="Hyperlink"/>
@@ -2140,7 +2231,7 @@
           <w:numId w:val="1006"/>
         </w:numPr>
       </w:pPr>
-      <w:hyperlink w:anchor="sec27">
+      <w:hyperlink w:anchor="sec28">
         <w:r>
           <w:rPr>
             <w:rStyle w:val="Hyperlink"/>
@@ -2157,7 +2248,7 @@
           <w:numId w:val="1006"/>
         </w:numPr>
       </w:pPr>
-      <w:hyperlink w:anchor="sec28">
+      <w:hyperlink w:anchor="sec29">
         <w:r>
           <w:rPr>
             <w:rStyle w:val="Hyperlink"/>
@@ -2174,7 +2265,7 @@
           <w:numId w:val="1005"/>
         </w:numPr>
       </w:pPr>
-      <w:hyperlink w:anchor="sec29">
+      <w:hyperlink w:anchor="sec30">
         <w:r>
           <w:rPr>
             <w:rStyle w:val="Hyperlink"/>
@@ -2190,9 +2281,9 @@
         </w:pict>
       </w:r>
     </w:p>
-    <w:bookmarkEnd w:id="39"/>
-    <w:bookmarkEnd w:id="40"/>
-    <w:bookmarkStart w:id="41" w:name="sec20"/>
+    <w:bookmarkEnd w:id="44"/>
+    <w:bookmarkEnd w:id="45"/>
+    <w:bookmarkStart w:id="46" w:name="sec21"/>
     <w:p>
       <w:pPr>
         <w:pStyle w:val="Heading2"/>
@@ -2365,8 +2456,8 @@
         <w:t xml:space="preserve">└── README.md                          # This file</w:t>
       </w:r>
     </w:p>
-    <w:bookmarkEnd w:id="41"/>
-    <w:bookmarkStart w:id="42" w:name="sec21"/>
+    <w:bookmarkEnd w:id="46"/>
+    <w:bookmarkStart w:id="47" w:name="sec22"/>
     <w:p>
       <w:pPr>
         <w:pStyle w:val="Heading2"/>
@@ -2519,8 +2610,8 @@
         </w:pict>
       </w:r>
     </w:p>
-    <w:bookmarkEnd w:id="42"/>
-    <w:bookmarkStart w:id="43" w:name="sec22"/>
+    <w:bookmarkEnd w:id="47"/>
+    <w:bookmarkStart w:id="48" w:name="sec23"/>
     <w:p>
       <w:pPr>
         <w:pStyle w:val="Heading2"/>
@@ -2941,8 +3032,8 @@
         </w:pict>
       </w:r>
     </w:p>
-    <w:bookmarkEnd w:id="43"/>
-    <w:bookmarkStart w:id="45" w:name="sec23"/>
+    <w:bookmarkEnd w:id="48"/>
+    <w:bookmarkStart w:id="50" w:name="sec24"/>
     <w:p>
       <w:pPr>
         <w:pStyle w:val="Heading2"/>
@@ -3752,7 +3843,7 @@
       <w:r>
         <w:t xml:space="preserve"> </w:t>
       </w:r>
-      <w:hyperlink r:id="rId44">
+      <w:hyperlink r:id="rId49">
         <w:r>
           <w:rPr>
             <w:rStyle w:val="VerbatimChar"/>
@@ -3774,8 +3865,8 @@
         </w:pict>
       </w:r>
     </w:p>
-    <w:bookmarkEnd w:id="45"/>
-    <w:bookmarkStart w:id="47" w:name="sec24"/>
+    <w:bookmarkEnd w:id="50"/>
+    <w:bookmarkStart w:id="52" w:name="sec25"/>
     <w:p>
       <w:pPr>
         <w:pStyle w:val="Heading2"/>
@@ -3807,7 +3898,7 @@
         <w:t xml:space="preserve">at the repository root using PowerShell 7.4 containers.</w:t>
       </w:r>
     </w:p>
-    <w:bookmarkStart w:id="46" w:name="sec25"/>
+    <w:bookmarkStart w:id="51" w:name="sec26"/>
     <w:p>
       <w:pPr>
         <w:pStyle w:val="Heading3"/>
@@ -3936,9 +4027,9 @@
         </w:pict>
       </w:r>
     </w:p>
-    <w:bookmarkEnd w:id="46"/>
-    <w:bookmarkEnd w:id="47"/>
-    <w:bookmarkStart w:id="48" w:name="sec26"/>
+    <w:bookmarkEnd w:id="51"/>
+    <w:bookmarkEnd w:id="52"/>
+    <w:bookmarkStart w:id="53" w:name="sec27"/>
     <w:p>
       <w:pPr>
         <w:pStyle w:val="Heading2"/>
@@ -3992,8 +4083,8 @@
         </w:pict>
       </w:r>
     </w:p>
-    <w:bookmarkEnd w:id="48"/>
-    <w:bookmarkStart w:id="49" w:name="sec27"/>
+    <w:bookmarkEnd w:id="53"/>
+    <w:bookmarkStart w:id="54" w:name="sec28"/>
     <w:p>
       <w:pPr>
         <w:pStyle w:val="Heading2"/>
@@ -4079,8 +4170,8 @@
         </w:pict>
       </w:r>
     </w:p>
-    <w:bookmarkEnd w:id="49"/>
-    <w:bookmarkStart w:id="50" w:name="sec28"/>
+    <w:bookmarkEnd w:id="54"/>
+    <w:bookmarkStart w:id="55" w:name="sec29"/>
     <w:p>
       <w:pPr>
         <w:pStyle w:val="Heading2"/>
@@ -4112,8 +4203,8 @@
         <w:t xml:space="preserve">file for details.</w:t>
       </w:r>
     </w:p>
-    <w:bookmarkEnd w:id="50"/>
-    <w:bookmarkStart w:id="56" w:name="sec29"/>
+    <w:bookmarkEnd w:id="55"/>
+    <w:bookmarkStart w:id="61" w:name="sec30"/>
     <w:p>
       <w:pPr>
         <w:pStyle w:val="Heading2"/>
@@ -4126,7 +4217,7 @@
       <w:pPr>
         <w:pStyle w:val="FirstParagraph"/>
       </w:pPr>
-      <w:hyperlink r:id="rId51">
+      <w:hyperlink r:id="rId56">
         <w:r>
           <w:rPr>
             <w:rStyle w:val="Hyperlink"/>
@@ -4139,7 +4230,7 @@
       <w:pPr>
         <w:pStyle w:val="BodyText"/>
       </w:pPr>
-      <w:hyperlink r:id="rId52">
+      <w:hyperlink r:id="rId57">
         <w:r>
           <w:rPr>
             <w:rStyle w:val="Hyperlink"/>
@@ -4152,7 +4243,7 @@
       <w:pPr>
         <w:pStyle w:val="BodyText"/>
       </w:pPr>
-      <w:hyperlink r:id="rId53">
+      <w:hyperlink r:id="rId58">
         <w:r>
           <w:rPr>
             <w:rStyle w:val="Hyperlink"/>
@@ -4165,7 +4256,7 @@
       <w:pPr>
         <w:pStyle w:val="BodyText"/>
       </w:pPr>
-      <w:hyperlink r:id="rId54">
+      <w:hyperlink r:id="rId59">
         <w:r>
           <w:rPr>
             <w:rStyle w:val="Hyperlink"/>
@@ -4178,7 +4269,7 @@
       <w:pPr>
         <w:pStyle w:val="BodyText"/>
       </w:pPr>
-      <w:hyperlink r:id="rId53">
+      <w:hyperlink r:id="rId58">
         <w:r>
           <w:rPr>
             <w:rStyle w:val="Hyperlink"/>
@@ -4191,7 +4282,7 @@
       <w:pPr>
         <w:pStyle w:val="BodyText"/>
       </w:pPr>
-      <w:hyperlink r:id="rId55">
+      <w:hyperlink r:id="rId60">
         <w:r>
           <w:rPr>
             <w:rStyle w:val="Hyperlink"/>
@@ -4200,8 +4291,8 @@
         </w:r>
       </w:hyperlink>
     </w:p>
-    <w:bookmarkEnd w:id="56"/>
-    <w:bookmarkEnd w:id="57"/>
+    <w:bookmarkEnd w:id="61"/>
+    <w:bookmarkEnd w:id="62"/>
     <w:sectPr>
       <w:pgSz w:w="16838" w:h="11906" w:orient="landscape"/>
       <w:footnotePr>
